--- a/docs/08_Normalizacion_Base_Datos.docx
+++ b/docs/08_Normalizacion_Base_Datos.docx
@@ -4,6 +4,7 @@
   <w:body>
     <w:p>
       <w:pPr>
+        <w:keepNext/>
         <w:spacing w:before="320" w:after="120"/>
       </w:pPr>
       <w:r>
@@ -18,7 +19,8 @@
     </w:p>
     <w:p>
       <w:pPr>
-        <w:spacing w:before="240" w:after="80"/>
+        <w:keepNext/>
+        <w:spacing w:before="280" w:after="80"/>
       </w:pPr>
       <w:r>
         <w:rPr>
@@ -32,7 +34,8 @@
     </w:p>
     <w:p>
       <w:pPr>
-        <w:spacing w:before="160" w:after="40"/>
+        <w:keepNext/>
+        <w:spacing w:before="200" w:after="40"/>
       </w:pPr>
       <w:r>
         <w:rPr>
@@ -46,6 +49,7 @@
     </w:p>
     <w:p>
       <w:pPr>
+        <w:keepNext/>
         <w:spacing w:before="320" w:after="120"/>
       </w:pPr>
       <w:r>
@@ -60,7 +64,8 @@
     </w:p>
     <w:p>
       <w:pPr>
-        <w:spacing w:before="240" w:after="80"/>
+        <w:keepNext/>
+        <w:spacing w:before="280" w:after="80"/>
       </w:pPr>
       <w:r>
         <w:rPr>
@@ -74,7 +79,8 @@
     </w:p>
     <w:p>
       <w:pPr>
-        <w:spacing w:before="160" w:after="40"/>
+        <w:keepNext/>
+        <w:spacing w:before="200" w:after="40"/>
       </w:pPr>
       <w:r>
         <w:rPr>
@@ -88,7 +94,8 @@
     </w:p>
     <w:p>
       <w:pPr>
-        <w:spacing w:before="240" w:after="80"/>
+        <w:keepNext/>
+        <w:spacing w:before="280" w:after="80"/>
       </w:pPr>
       <w:r>
         <w:rPr>
@@ -103,91 +110,229 @@
     <w:p>
       <w:pPr>
         <w:pStyle w:val="ListBullet"/>
-        <w:spacing w:after="40"/>
+        <w:spacing w:before="20" w:after="40" w:line="276" w:lineRule="auto"/>
       </w:pPr>
       <w:r>
-        <w:t>Institución: Universidad Tecnológica del Perú (UTP)</w:t>
+        <w:rPr>
+          <w:rFonts w:ascii="Calibri" w:hAnsi="Calibri"/>
+          <w:b/>
+          <w:color w:val="1E293B"/>
+          <w:sz w:val="21"/>
+        </w:rPr>
+        <w:t>Institución:</w:t>
+      </w:r>
+      <w:r>
+        <w:rPr>
+          <w:rFonts w:ascii="Calibri" w:hAnsi="Calibri"/>
+          <w:color w:val="1E293B"/>
+          <w:sz w:val="21"/>
+        </w:rPr>
+        <w:t xml:space="preserve"> Universidad Tecnológica del Perú (UTP)</w:t>
       </w:r>
     </w:p>
     <w:p>
       <w:pPr>
         <w:pStyle w:val="ListBullet"/>
-        <w:spacing w:after="40"/>
+        <w:spacing w:before="20" w:after="40" w:line="276" w:lineRule="auto"/>
       </w:pPr>
       <w:r>
-        <w:t>Curso: Curso Integrador II: Software (100000S12F)</w:t>
+        <w:rPr>
+          <w:rFonts w:ascii="Calibri" w:hAnsi="Calibri"/>
+          <w:b/>
+          <w:color w:val="1E293B"/>
+          <w:sz w:val="21"/>
+        </w:rPr>
+        <w:t>Curso:</w:t>
+      </w:r>
+      <w:r>
+        <w:rPr>
+          <w:rFonts w:ascii="Calibri" w:hAnsi="Calibri"/>
+          <w:color w:val="1E293B"/>
+          <w:sz w:val="21"/>
+        </w:rPr>
+        <w:t xml:space="preserve"> Curso Integrador II: Software (100000S12F)</w:t>
       </w:r>
     </w:p>
     <w:p>
       <w:pPr>
         <w:pStyle w:val="ListBullet"/>
-        <w:spacing w:after="40"/>
+        <w:spacing w:before="20" w:after="40" w:line="276" w:lineRule="auto"/>
       </w:pPr>
       <w:r>
-        <w:t>Proyecto: Sistema de Gestión de Pedidos &amp; Inventario LeoFit</w:t>
+        <w:rPr>
+          <w:rFonts w:ascii="Calibri" w:hAnsi="Calibri"/>
+          <w:b/>
+          <w:color w:val="1E293B"/>
+          <w:sz w:val="21"/>
+        </w:rPr>
+        <w:t>Proyecto:</w:t>
+      </w:r>
+      <w:r>
+        <w:rPr>
+          <w:rFonts w:ascii="Calibri" w:hAnsi="Calibri"/>
+          <w:color w:val="1E293B"/>
+          <w:sz w:val="21"/>
+        </w:rPr>
+        <w:t xml:space="preserve"> Sistema de Gestión de Pedidos &amp; Inventario LeoFit</w:t>
       </w:r>
     </w:p>
     <w:p>
       <w:pPr>
         <w:pStyle w:val="ListBullet"/>
-        <w:spacing w:after="40"/>
+        <w:spacing w:before="20" w:after="40" w:line="276" w:lineRule="auto"/>
       </w:pPr>
       <w:r>
+        <w:rPr>
+          <w:rFonts w:ascii="Calibri" w:hAnsi="Calibri"/>
+          <w:b/>
+          <w:color w:val="1E293B"/>
+          <w:sz w:val="21"/>
+        </w:rPr>
         <w:t>Equipo Responsable (Grupo 01):</w:t>
       </w:r>
     </w:p>
     <w:p>
       <w:pPr>
-        <w:spacing w:after="80"/>
+        <w:pStyle w:val="ListNumber"/>
+        <w:spacing w:before="20" w:after="40" w:line="276" w:lineRule="auto"/>
       </w:pPr>
       <w:r>
-        <w:t>1. Loayza Rodriguez, Lady Luz - Scrum Master</w:t>
+        <w:rPr>
+          <w:rFonts w:ascii="Calibri" w:hAnsi="Calibri"/>
+          <w:b/>
+          <w:color w:val="1E293B"/>
+          <w:sz w:val="21"/>
+        </w:rPr>
+        <w:t>Loayza Rodriguez, Lady Luz</w:t>
+      </w:r>
+      <w:r>
+        <w:rPr>
+          <w:rFonts w:ascii="Calibri" w:hAnsi="Calibri"/>
+          <w:color w:val="1E293B"/>
+          <w:sz w:val="21"/>
+        </w:rPr>
+        <w:t xml:space="preserve"> - Scrum Master</w:t>
       </w:r>
     </w:p>
     <w:p>
       <w:pPr>
-        <w:spacing w:after="80"/>
+        <w:pStyle w:val="ListNumber"/>
+        <w:spacing w:before="20" w:after="40" w:line="276" w:lineRule="auto"/>
       </w:pPr>
       <w:r>
-        <w:t>2. Cárdenas Fernández, Víctor Leandro - Product Owner / Diseñador de Base de Datos</w:t>
+        <w:rPr>
+          <w:rFonts w:ascii="Calibri" w:hAnsi="Calibri"/>
+          <w:b/>
+          <w:color w:val="1E293B"/>
+          <w:sz w:val="21"/>
+        </w:rPr>
+        <w:t>Cárdenas Fernández, Víctor Leandro</w:t>
+      </w:r>
+      <w:r>
+        <w:rPr>
+          <w:rFonts w:ascii="Calibri" w:hAnsi="Calibri"/>
+          <w:color w:val="1E293B"/>
+          <w:sz w:val="21"/>
+        </w:rPr>
+        <w:t xml:space="preserve"> - Product Owner / Diseñador de Base de Datos</w:t>
       </w:r>
     </w:p>
     <w:p>
       <w:pPr>
-        <w:spacing w:after="80"/>
+        <w:pStyle w:val="ListNumber"/>
+        <w:spacing w:before="20" w:after="40" w:line="276" w:lineRule="auto"/>
       </w:pPr>
       <w:r>
-        <w:t>3. Roman Delgado, Harley Anthony - Front-End Lead</w:t>
+        <w:rPr>
+          <w:rFonts w:ascii="Calibri" w:hAnsi="Calibri"/>
+          <w:b/>
+          <w:color w:val="1E293B"/>
+          <w:sz w:val="21"/>
+        </w:rPr>
+        <w:t>Roman Delgado, Harley Anthony</w:t>
+      </w:r>
+      <w:r>
+        <w:rPr>
+          <w:rFonts w:ascii="Calibri" w:hAnsi="Calibri"/>
+          <w:color w:val="1E293B"/>
+          <w:sz w:val="21"/>
+        </w:rPr>
+        <w:t xml:space="preserve"> - Front-End Lead</w:t>
       </w:r>
     </w:p>
     <w:p>
       <w:pPr>
-        <w:spacing w:after="80"/>
+        <w:pStyle w:val="ListNumber"/>
+        <w:spacing w:before="20" w:after="40" w:line="276" w:lineRule="auto"/>
       </w:pPr>
       <w:r>
-        <w:t>4. Dávila Morales, Jim Alessandro - QA / Testing</w:t>
+        <w:rPr>
+          <w:rFonts w:ascii="Calibri" w:hAnsi="Calibri"/>
+          <w:b/>
+          <w:color w:val="1E293B"/>
+          <w:sz w:val="21"/>
+        </w:rPr>
+        <w:t>Dávila Morales, Jim Alessandro</w:t>
+      </w:r>
+      <w:r>
+        <w:rPr>
+          <w:rFonts w:ascii="Calibri" w:hAnsi="Calibri"/>
+          <w:color w:val="1E293B"/>
+          <w:sz w:val="21"/>
+        </w:rPr>
+        <w:t xml:space="preserve"> - QA / Testing</w:t>
       </w:r>
     </w:p>
     <w:p>
       <w:pPr>
-        <w:spacing w:after="80"/>
+        <w:pStyle w:val="ListNumber"/>
+        <w:spacing w:before="20" w:after="40" w:line="276" w:lineRule="auto"/>
       </w:pPr>
       <w:r>
-        <w:t>5. Rojas Sanchez, Daniel Enrique - Analista de Negocio</w:t>
+        <w:rPr>
+          <w:rFonts w:ascii="Calibri" w:hAnsi="Calibri"/>
+          <w:b/>
+          <w:color w:val="1E293B"/>
+          <w:sz w:val="21"/>
+        </w:rPr>
+        <w:t>Rojas Sanchez, Daniel Enrique</w:t>
+      </w:r>
+      <w:r>
+        <w:rPr>
+          <w:rFonts w:ascii="Calibri" w:hAnsi="Calibri"/>
+          <w:color w:val="1E293B"/>
+          <w:sz w:val="21"/>
+        </w:rPr>
+        <w:t xml:space="preserve"> - Analista de Negocio</w:t>
       </w:r>
     </w:p>
     <w:p>
       <w:pPr>
         <w:pStyle w:val="ListBullet"/>
-        <w:spacing w:after="40"/>
+        <w:spacing w:before="20" w:after="40" w:line="276" w:lineRule="auto"/>
       </w:pPr>
       <w:r>
-        <w:t>Versión: 1.0.0 (Formal Académica)</w:t>
+        <w:rPr>
+          <w:rFonts w:ascii="Calibri" w:hAnsi="Calibri"/>
+          <w:b/>
+          <w:color w:val="1E293B"/>
+          <w:sz w:val="21"/>
+        </w:rPr>
+        <w:t>Versión:</w:t>
+      </w:r>
+      <w:r>
+        <w:rPr>
+          <w:rFonts w:ascii="Calibri" w:hAnsi="Calibri"/>
+          <w:color w:val="1E293B"/>
+          <w:sz w:val="21"/>
+        </w:rPr>
+        <w:t xml:space="preserve"> 1.0.0 (Formal Académica)</w:t>
       </w:r>
     </w:p>
     <w:p>
       <w:pPr>
-        <w:spacing w:before="240" w:after="80"/>
+        <w:keepNext/>
+        <w:spacing w:before="280" w:after="80"/>
       </w:pPr>
       <w:r>
         <w:rPr>
@@ -201,7 +346,8 @@
     </w:p>
     <w:p>
       <w:pPr>
-        <w:spacing w:before="160" w:after="40"/>
+        <w:keepNext/>
+        <w:spacing w:before="200" w:after="40"/>
       </w:pPr>
       <w:r>
         <w:rPr>
@@ -215,23 +361,43 @@
     </w:p>
     <w:p>
       <w:pPr>
-        <w:spacing w:after="80"/>
+        <w:spacing w:before="40" w:after="80" w:line="276" w:lineRule="auto"/>
       </w:pPr>
       <w:r>
+        <w:rPr>
+          <w:rFonts w:ascii="Calibri" w:hAnsi="Calibri"/>
+          <w:color w:val="1E293B"/>
+          <w:sz w:val="22"/>
+        </w:rPr>
         <w:t>El registro inicial en los cuadernos de notas de LeoFit agrupaba de forma redundante y no atómica los datos del cliente, múltiples prendas en una sola celda y subtotales mezclados:</w:t>
       </w:r>
     </w:p>
     <w:p>
       <w:pPr>
-        <w:spacing w:after="80"/>
+        <w:spacing w:before="40" w:after="80" w:line="276" w:lineRule="auto"/>
       </w:pPr>
       <w:r>
-        <w:t>$$\text{REGISTRO\_PEDIDO}(\underline{\text{ID\_Pedido}}, \text{Fecha}, \text{Cliente\_Nombre}, \text{Cliente\_Tel}, \text{Direccion}, \{\text{Cod\_Prenda}, \text{Prenda}, \text{Talla}, \text{Color}, \text{Cant}, \text{PrecioUnit}\}, \text{Flete}, \text{Total})$$</w:t>
+        <w:rPr>
+          <w:rFonts w:ascii="Calibri" w:hAnsi="Calibri"/>
+          <w:i/>
+          <w:color w:val="1E293B"/>
+          <w:sz w:val="22"/>
+        </w:rPr>
+        <w:t>$REGISTRO\_PEDIDO(\underlineID\_Pedido, Fecha, Cliente\_Nombre, Cliente\_Tel, Direccion, \Cod\_Prenda, Prenda, Talla, Color, Cant, PrecioUnit\, Flete, Total)</w:t>
+      </w:r>
+      <w:r>
+        <w:rPr>
+          <w:rFonts w:ascii="Calibri" w:hAnsi="Calibri"/>
+          <w:color w:val="1E293B"/>
+          <w:sz w:val="22"/>
+        </w:rPr>
+        <w:t>$</w:t>
       </w:r>
     </w:p>
     <w:p>
       <w:pPr>
-        <w:spacing w:before="160" w:after="40"/>
+        <w:keepNext/>
+        <w:spacing w:before="200" w:after="40"/>
       </w:pPr>
       <w:r>
         <w:rPr>
@@ -246,40 +412,89 @@
     <w:p>
       <w:pPr>
         <w:pStyle w:val="ListBullet"/>
-        <w:spacing w:after="40"/>
+        <w:spacing w:before="20" w:after="40" w:line="276" w:lineRule="auto"/>
       </w:pPr>
       <w:r>
-        <w:t>Regla Aplicada: Se eliminan los grupos repetitivos extrayendo el detalle de productos a una entidad separada y se garantiza que todos los atributos contengan valores atómicos individuales.</w:t>
+        <w:rPr>
+          <w:rFonts w:ascii="Calibri" w:hAnsi="Calibri"/>
+          <w:b/>
+          <w:color w:val="1E293B"/>
+          <w:sz w:val="21"/>
+        </w:rPr>
+        <w:t>Regla Aplicada:</w:t>
+      </w:r>
+      <w:r>
+        <w:rPr>
+          <w:rFonts w:ascii="Calibri" w:hAnsi="Calibri"/>
+          <w:color w:val="1E293B"/>
+          <w:sz w:val="21"/>
+        </w:rPr>
+        <w:t xml:space="preserve"> Se eliminan los grupos repetitivos extrayendo el detalle de productos a una entidad separada y se garantiza que todos los atributos contengan valores atómicos individuales.</w:t>
       </w:r>
     </w:p>
     <w:p>
       <w:pPr>
         <w:pStyle w:val="ListBullet"/>
-        <w:spacing w:after="40"/>
+        <w:spacing w:before="20" w:after="40" w:line="276" w:lineRule="auto"/>
       </w:pPr>
       <w:r>
+        <w:rPr>
+          <w:rFonts w:ascii="Calibri" w:hAnsi="Calibri"/>
+          <w:b/>
+          <w:color w:val="1E293B"/>
+          <w:sz w:val="21"/>
+        </w:rPr>
         <w:t>Entidades Resultantes en 1FN:</w:t>
       </w:r>
     </w:p>
     <w:p>
       <w:pPr>
-        <w:spacing w:after="80"/>
+        <w:spacing w:before="40" w:after="80" w:line="276" w:lineRule="auto"/>
       </w:pPr>
       <w:r>
-        <w:t>- $\text{PEDIDOS\_1FN}(\underline{\text{id\_pedido}}, \text{fecha}, \text{cliente\_nombre}, \text{cliente\_telefono}, \text{cliente\_direccion}, \text{costo\_envio}, \text{monto\_total})$</w:t>
+        <w:rPr>
+          <w:rFonts w:ascii="Calibri" w:hAnsi="Calibri"/>
+          <w:color w:val="1E293B"/>
+          <w:sz w:val="22"/>
+        </w:rPr>
+        <w:t xml:space="preserve">- </w:t>
+      </w:r>
+      <w:r>
+        <w:rPr>
+          <w:rFonts w:ascii="Calibri" w:hAnsi="Calibri"/>
+          <w:i/>
+          <w:color w:val="1E293B"/>
+          <w:sz w:val="22"/>
+        </w:rPr>
+        <w:t>PEDIDOS\_1FN(\underlineid\_pedido, fecha, cliente\_nombre, cliente\_telefono, cliente\_direccion, costo\_envio, monto\_total)</w:t>
       </w:r>
     </w:p>
     <w:p>
       <w:pPr>
-        <w:spacing w:after="80"/>
+        <w:spacing w:before="40" w:after="80" w:line="276" w:lineRule="auto"/>
       </w:pPr>
       <w:r>
-        <w:t>- $\text{DETALLE\_PEDIDO\_1FN}(\underline{\text{id\_pedido}, \text{id\_producto}}, \text{nombre\_producto}, \text{talla}, \text{color}, \text{cantidad}, \text{precio\_unitario}, \text{subtotal})$</w:t>
+        <w:rPr>
+          <w:rFonts w:ascii="Calibri" w:hAnsi="Calibri"/>
+          <w:color w:val="1E293B"/>
+          <w:sz w:val="22"/>
+        </w:rPr>
+        <w:t xml:space="preserve">- </w:t>
+      </w:r>
+      <w:r>
+        <w:rPr>
+          <w:rFonts w:ascii="Calibri" w:hAnsi="Calibri"/>
+          <w:i/>
+          <w:color w:val="1E293B"/>
+          <w:sz w:val="22"/>
+        </w:rPr>
+        <w:t>DETALLE\_PEDIDO\_1FN(\underlineid\_pedido, id\_producto, nombre\_producto, talla, color, cantidad, precio\_unitario, subtotal)</w:t>
       </w:r>
     </w:p>
     <w:p>
       <w:pPr>
-        <w:spacing w:before="160" w:after="40"/>
+        <w:keepNext/>
+        <w:spacing w:before="200" w:after="40"/>
       </w:pPr>
       <w:r>
         <w:rPr>
@@ -294,48 +509,111 @@
     <w:p>
       <w:pPr>
         <w:pStyle w:val="ListBullet"/>
-        <w:spacing w:after="40"/>
+        <w:spacing w:before="20" w:after="40" w:line="276" w:lineRule="auto"/>
       </w:pPr>
       <w:r>
-        <w:t>Regla Aplicada: Todos los atributos que no forman parte de la clave primaria deben depender funcionalmente de la totalidad de la clave primaria compuesta, no de una parte de ella.</w:t>
+        <w:rPr>
+          <w:rFonts w:ascii="Calibri" w:hAnsi="Calibri"/>
+          <w:b/>
+          <w:color w:val="1E293B"/>
+          <w:sz w:val="21"/>
+        </w:rPr>
+        <w:t>Regla Aplicada:</w:t>
+      </w:r>
+      <w:r>
+        <w:rPr>
+          <w:rFonts w:ascii="Calibri" w:hAnsi="Calibri"/>
+          <w:color w:val="1E293B"/>
+          <w:sz w:val="21"/>
+        </w:rPr>
+        <w:t xml:space="preserve"> Todos los atributos que no forman parte de la clave primaria deben depender funcionalmente de la totalidad de la clave primaria compuesta, no de una parte de ella.</w:t>
       </w:r>
     </w:p>
     <w:p>
       <w:pPr>
         <w:pStyle w:val="ListBullet"/>
-        <w:spacing w:after="40"/>
+        <w:spacing w:before="20" w:after="40" w:line="276" w:lineRule="auto"/>
       </w:pPr>
       <w:r>
+        <w:rPr>
+          <w:rFonts w:ascii="Calibri" w:hAnsi="Calibri"/>
+          <w:b/>
+          <w:color w:val="1E293B"/>
+          <w:sz w:val="21"/>
+        </w:rPr>
         <w:t>Entidades Resultantes en 2FN:</w:t>
       </w:r>
     </w:p>
     <w:p>
       <w:pPr>
-        <w:spacing w:after="80"/>
+        <w:spacing w:before="40" w:after="80" w:line="276" w:lineRule="auto"/>
       </w:pPr>
       <w:r>
-        <w:t>- $\text{PRODUCTOS}(\underline{\text{id\_producto}}, \text{nombre}, \text{categoria}, \text{precio}, \text{stock}, \text{talla}, \text{color})$</w:t>
+        <w:rPr>
+          <w:rFonts w:ascii="Calibri" w:hAnsi="Calibri"/>
+          <w:color w:val="1E293B"/>
+          <w:sz w:val="22"/>
+        </w:rPr>
+        <w:t xml:space="preserve">- </w:t>
+      </w:r>
+      <w:r>
+        <w:rPr>
+          <w:rFonts w:ascii="Calibri" w:hAnsi="Calibri"/>
+          <w:i/>
+          <w:color w:val="1E293B"/>
+          <w:sz w:val="22"/>
+        </w:rPr>
+        <w:t>PRODUCTOS(\underlineid\_producto, nombre, categoria, precio, stock, talla, color)</w:t>
       </w:r>
     </w:p>
     <w:p>
       <w:pPr>
-        <w:spacing w:after="80"/>
+        <w:spacing w:before="40" w:after="80" w:line="276" w:lineRule="auto"/>
       </w:pPr>
       <w:r>
-        <w:t>- $\text{DETALLE\_PEDIDOS}(\underline{\text{id\_pedido}, \text{id\_producto}}, \text{cantidad}, \text{precio\_unitario})$</w:t>
+        <w:rPr>
+          <w:rFonts w:ascii="Calibri" w:hAnsi="Calibri"/>
+          <w:color w:val="1E293B"/>
+          <w:sz w:val="22"/>
+        </w:rPr>
+        <w:t xml:space="preserve">- </w:t>
+      </w:r>
+      <w:r>
+        <w:rPr>
+          <w:rFonts w:ascii="Calibri" w:hAnsi="Calibri"/>
+          <w:i/>
+          <w:color w:val="1E293B"/>
+          <w:sz w:val="22"/>
+        </w:rPr>
+        <w:t>DETALLE\_PEDIDOS(\underlineid\_pedido, id\_producto, cantidad, precio\_unitario)</w:t>
       </w:r>
     </w:p>
     <w:p>
       <w:pPr>
-        <w:spacing w:after="80"/>
+        <w:spacing w:before="40" w:after="80" w:line="276" w:lineRule="auto"/>
       </w:pPr>
       <w:r>
-        <w:t>- $\text{PEDIDOS}(\underline{\text{id\_pedido}}, \text{fecha}, \text{id\_cliente}, \text{costo\_envio}, \text{total}, \text{id\_estado})$</w:t>
+        <w:rPr>
+          <w:rFonts w:ascii="Calibri" w:hAnsi="Calibri"/>
+          <w:color w:val="1E293B"/>
+          <w:sz w:val="22"/>
+        </w:rPr>
+        <w:t xml:space="preserve">- </w:t>
+      </w:r>
+      <w:r>
+        <w:rPr>
+          <w:rFonts w:ascii="Calibri" w:hAnsi="Calibri"/>
+          <w:i/>
+          <w:color w:val="1E293B"/>
+          <w:sz w:val="22"/>
+        </w:rPr>
+        <w:t>PEDIDOS(\underlineid\_pedido, fecha, id\_cliente, costo\_envio, total, id\_estado)</w:t>
       </w:r>
     </w:p>
     <w:p>
       <w:pPr>
-        <w:spacing w:before="160" w:after="40"/>
+        <w:keepNext/>
+        <w:spacing w:before="200" w:after="40"/>
       </w:pPr>
       <w:r>
         <w:rPr>
@@ -350,31 +628,99 @@
     <w:p>
       <w:pPr>
         <w:pStyle w:val="ListBullet"/>
-        <w:spacing w:after="40"/>
+        <w:spacing w:before="20" w:after="40" w:line="276" w:lineRule="auto"/>
       </w:pPr>
       <w:r>
-        <w:t>Regla Aplicada: Ningún atributo no clave debe depender transitivamente de la clave primaria a través de otro atributo no clave. Se independizan las entidades `CLIENTES`, `CATEGORIAS` y `ESTADOS_PEDIDO`.</w:t>
+        <w:rPr>
+          <w:rFonts w:ascii="Calibri" w:hAnsi="Calibri"/>
+          <w:b/>
+          <w:color w:val="1E293B"/>
+          <w:sz w:val="21"/>
+        </w:rPr>
+        <w:t>Regla Aplicada:</w:t>
+      </w:r>
+      <w:r>
+        <w:rPr>
+          <w:rFonts w:ascii="Calibri" w:hAnsi="Calibri"/>
+          <w:color w:val="1E293B"/>
+          <w:sz w:val="21"/>
+        </w:rPr>
+        <w:t xml:space="preserve"> Ningún atributo no clave debe depender transitivamente de la clave primaria a través de otro atributo no clave. Se independizan las entidades </w:t>
+      </w:r>
+      <w:r>
+        <w:rPr>
+          <w:rFonts w:ascii="Consolas" w:hAnsi="Consolas"/>
+          <w:color w:val="C2410C"/>
+          <w:sz w:val="19"/>
+        </w:rPr>
+        <w:t>CLIENTES</w:t>
+      </w:r>
+      <w:r>
+        <w:rPr>
+          <w:rFonts w:ascii="Calibri" w:hAnsi="Calibri"/>
+          <w:color w:val="1E293B"/>
+          <w:sz w:val="21"/>
+        </w:rPr>
+        <w:t xml:space="preserve">, </w:t>
+      </w:r>
+      <w:r>
+        <w:rPr>
+          <w:rFonts w:ascii="Consolas" w:hAnsi="Consolas"/>
+          <w:color w:val="C2410C"/>
+          <w:sz w:val="19"/>
+        </w:rPr>
+        <w:t>CATEGORIAS</w:t>
+      </w:r>
+      <w:r>
+        <w:rPr>
+          <w:rFonts w:ascii="Calibri" w:hAnsi="Calibri"/>
+          <w:color w:val="1E293B"/>
+          <w:sz w:val="21"/>
+        </w:rPr>
+        <w:t xml:space="preserve"> y </w:t>
+      </w:r>
+      <w:r>
+        <w:rPr>
+          <w:rFonts w:ascii="Consolas" w:hAnsi="Consolas"/>
+          <w:color w:val="C2410C"/>
+          <w:sz w:val="19"/>
+        </w:rPr>
+        <w:t>ESTADOS_PEDIDO</w:t>
+      </w:r>
+      <w:r>
+        <w:rPr>
+          <w:rFonts w:ascii="Calibri" w:hAnsi="Calibri"/>
+          <w:color w:val="1E293B"/>
+          <w:sz w:val="21"/>
+        </w:rPr>
+        <w:t>.</w:t>
       </w:r>
     </w:p>
     <w:p>
       <w:pPr>
         <w:pStyle w:val="ListBullet"/>
-        <w:spacing w:after="40"/>
+        <w:spacing w:before="20" w:after="40" w:line="276" w:lineRule="auto"/>
       </w:pPr>
       <w:r>
+        <w:rPr>
+          <w:rFonts w:ascii="Calibri" w:hAnsi="Calibri"/>
+          <w:b/>
+          <w:color w:val="1E293B"/>
+          <w:sz w:val="21"/>
+        </w:rPr>
         <w:t>Esquema Relacional Final en 3FN / BCNF:</w:t>
       </w:r>
     </w:p>
     <w:p>
       <w:pPr>
-        <w:spacing w:before="80" w:after="120"/>
+        <w:spacing w:before="120" w:after="160" w:line="252" w:lineRule="auto"/>
         <w:shd w:fill="F1F5F9"/>
       </w:pPr>
       <w:r>
         <w:rPr>
           <w:rFonts w:ascii="Consolas" w:hAnsi="Consolas"/>
           <w:color w:val="0F172A"/>
-          <w:sz w:val="19"/>
+          <w:sz w:val="18"/>
         </w:rPr>
         <w:t>-- 1. Tabla de Roles de Usuario</w:t>
         <w:br/>
@@ -509,7 +855,8 @@
     </w:p>
     <w:p>
       <w:pPr>
-        <w:spacing w:before="240" w:after="80"/>
+        <w:keepNext/>
+        <w:spacing w:before="280" w:after="80"/>
       </w:pPr>
       <w:r>
         <w:rPr>
@@ -523,34 +870,117 @@
     </w:p>
     <w:p>
       <w:pPr>
-        <w:spacing w:after="80"/>
+        <w:spacing w:before="40" w:after="80" w:line="276" w:lineRule="auto"/>
       </w:pPr>
       <w:r>
-        <w:t>El esquema normalizado en BCNF garantiza:</w:t>
+        <w:rPr>
+          <w:rFonts w:ascii="Calibri" w:hAnsi="Calibri"/>
+          <w:color w:val="1E293B"/>
+          <w:sz w:val="22"/>
+        </w:rPr>
+        <w:t xml:space="preserve">El esquema normalizado en </w:t>
+      </w:r>
+      <w:r>
+        <w:rPr>
+          <w:rFonts w:ascii="Calibri" w:hAnsi="Calibri"/>
+          <w:b/>
+          <w:color w:val="1E293B"/>
+          <w:sz w:val="22"/>
+        </w:rPr>
+        <w:t>BCNF</w:t>
+      </w:r>
+      <w:r>
+        <w:rPr>
+          <w:rFonts w:ascii="Calibri" w:hAnsi="Calibri"/>
+          <w:color w:val="1E293B"/>
+          <w:sz w:val="22"/>
+        </w:rPr>
+        <w:t xml:space="preserve"> garantiza:</w:t>
       </w:r>
     </w:p>
     <w:p>
       <w:pPr>
-        <w:spacing w:after="80"/>
+        <w:pStyle w:val="ListNumber"/>
+        <w:spacing w:before="20" w:after="40" w:line="276" w:lineRule="auto"/>
       </w:pPr>
       <w:r>
-        <w:t>1. Cero redundancia de datos en catálogo, pedidos y clientes.</w:t>
+        <w:rPr>
+          <w:rFonts w:ascii="Calibri" w:hAnsi="Calibri"/>
+          <w:b/>
+          <w:color w:val="1E293B"/>
+          <w:sz w:val="21"/>
+        </w:rPr>
+        <w:t>Cero redundancia de datos</w:t>
+      </w:r>
+      <w:r>
+        <w:rPr>
+          <w:rFonts w:ascii="Calibri" w:hAnsi="Calibri"/>
+          <w:color w:val="1E293B"/>
+          <w:sz w:val="21"/>
+        </w:rPr>
+        <w:t xml:space="preserve"> en catálogo, pedidos y clientes.</w:t>
       </w:r>
     </w:p>
     <w:p>
       <w:pPr>
-        <w:spacing w:after="80"/>
+        <w:pStyle w:val="ListNumber"/>
+        <w:spacing w:before="20" w:after="40" w:line="276" w:lineRule="auto"/>
       </w:pPr>
       <w:r>
-        <w:t>2. Integridad referencial total mediante claves primarias y foráneas con restricciones `CHECK`.</w:t>
+        <w:rPr>
+          <w:rFonts w:ascii="Calibri" w:hAnsi="Calibri"/>
+          <w:b/>
+          <w:color w:val="1E293B"/>
+          <w:sz w:val="21"/>
+        </w:rPr>
+        <w:t>Integridad referencial total</w:t>
+      </w:r>
+      <w:r>
+        <w:rPr>
+          <w:rFonts w:ascii="Calibri" w:hAnsi="Calibri"/>
+          <w:color w:val="1E293B"/>
+          <w:sz w:val="21"/>
+        </w:rPr>
+        <w:t xml:space="preserve"> mediante claves primarias y foráneas con restricciones </w:t>
+      </w:r>
+      <w:r>
+        <w:rPr>
+          <w:rFonts w:ascii="Consolas" w:hAnsi="Consolas"/>
+          <w:color w:val="C2410C"/>
+          <w:sz w:val="19"/>
+        </w:rPr>
+        <w:t>CHECK</w:t>
+      </w:r>
+      <w:r>
+        <w:rPr>
+          <w:rFonts w:ascii="Calibri" w:hAnsi="Calibri"/>
+          <w:color w:val="1E293B"/>
+          <w:sz w:val="21"/>
+        </w:rPr>
+        <w:t>.</w:t>
       </w:r>
     </w:p>
     <w:p>
       <w:pPr>
-        <w:spacing w:after="80"/>
+        <w:pStyle w:val="ListNumber"/>
+        <w:spacing w:before="20" w:after="40" w:line="276" w:lineRule="auto"/>
       </w:pPr>
       <w:r>
-        <w:t>3. Alto rendimiento en consultas transaccionales con índices sobre claves foráneas y fechas de creación.</w:t>
+        <w:rPr>
+          <w:rFonts w:ascii="Calibri" w:hAnsi="Calibri"/>
+          <w:b/>
+          <w:color w:val="1E293B"/>
+          <w:sz w:val="21"/>
+        </w:rPr>
+        <w:t>Alto rendimiento en consultas transaccionales</w:t>
+      </w:r>
+      <w:r>
+        <w:rPr>
+          <w:rFonts w:ascii="Calibri" w:hAnsi="Calibri"/>
+          <w:color w:val="1E293B"/>
+          <w:sz w:val="21"/>
+        </w:rPr>
+        <w:t xml:space="preserve"> con índices sobre claves foráneas y fechas de creación.</w:t>
       </w:r>
     </w:p>
     <w:sectPr>
